--- a/docs/research/Juan_Daily_Journey .docx
+++ b/docs/research/Juan_Daily_Journey .docx
@@ -1339,31 +1339,7 @@
         <w:rPr>
           <w:lang w:val="es-ES_tradnl"/>
         </w:rPr>
-        <w:t xml:space="preserve">Un día para </w:t>
-      </w:r>
-      <w:r>
-        <w:rPr>
-          <w:lang w:val="es-ES_tradnl"/>
-        </w:rPr>
-        <w:t>Sandra</w:t>
-      </w:r>
-      <w:r>
-        <w:rPr>
-          <w:lang w:val="es-ES_tradnl"/>
-        </w:rPr>
-        <w:t xml:space="preserve">. </w:t>
-      </w:r>
-      <w:r>
-        <w:rPr>
-          <w:lang w:val="es-ES_tradnl"/>
-        </w:rPr>
-        <w:t>61</w:t>
-      </w:r>
-      <w:r>
-        <w:rPr>
-          <w:lang w:val="es-ES_tradnl"/>
-        </w:rPr>
-        <w:t xml:space="preserve"> años. </w:t>
+        <w:t xml:space="preserve">Un día para Sandra. 61 años. </w:t>
       </w:r>
       <w:proofErr w:type="spellStart"/>
       <w:r>
@@ -2761,7 +2737,7 @@
         <w:rPr>
           <w:lang w:val="es-ES_tradnl"/>
         </w:rPr>
-        <w:t xml:space="preserve"> Valencia, 24 años, Cali, Colombia</w:t>
+        <w:t>, 24 años, Cali, Colombia</w:t>
       </w:r>
     </w:p>
     <w:p>
